--- a/Reportes/Poliza GAP Individual.docx
+++ b/Reportes/Poliza GAP Individual.docx
@@ -1449,8 +1449,8 @@
       <w:pPr>
         <w:spacing w:after="140"/>
         <w:rPr>
-          <w:sz w:val="10"/>
-          <w:szCs w:val="10"/>
+          <w:sz w:val="4"/>
+          <w:szCs w:val="4"/>
         </w:rPr>
       </w:pPr>
     </w:p>
@@ -1503,7 +1503,7 @@
       <w:tr>
         <w:trPr>
           <w:cantSplit/>
-          <w:trHeight w:val="440"/>
+          <w:trHeight w:val="260"/>
         </w:trPr>
         <w:tc>
           <w:tcPr>
@@ -1538,8 +1538,8 @@
       <w:pPr>
         <w:spacing w:after="120"/>
         <w:rPr>
-          <w:sz w:val="10"/>
-          <w:szCs w:val="10"/>
+          <w:sz w:val="4"/>
+          <w:szCs w:val="4"/>
         </w:rPr>
       </w:pPr>
     </w:p>

--- a/Reportes/Poliza GAP Individual.docx
+++ b/Reportes/Poliza GAP Individual.docx
@@ -4,31 +4,9 @@
   <w:body>
     <w:p>
       <w:pPr>
-        <w:spacing w:before="60"/>
-        <w:jc w:val="center"/>
-      </w:pPr>
-      <w:r>
-        <w:rPr>
-          <w:b/>
-          <w:bCs/>
-          <w:sz w:val="22"/>
-          <w:szCs w:val="22"/>
-        </w:rPr>
-        <w:t>PÓLIZA DE VIDA INDIVIDUAL GAP PROGRESO</w:t>
-      </w:r>
-    </w:p>
-    <w:p>
-      <w:pPr>
         <w:spacing w:after="120"/>
         <w:jc w:val="center"/>
       </w:pPr>
-      <w:r>
-        <w:rPr>
-          <w:sz w:val="20"/>
-          <w:szCs w:val="20"/>
-        </w:rPr>
-        <w:t>Condiciones Particulares</w:t>
-      </w:r>
     </w:p>
     <w:tbl>
       <w:tblPr>
@@ -114,8 +92,8 @@
       <w:pPr>
         <w:spacing w:after="100"/>
         <w:rPr>
-          <w:sz w:val="10"/>
-          <w:szCs w:val="10"/>
+          <w:sz w:val="4"/>
+          <w:szCs w:val="4"/>
         </w:rPr>
       </w:pPr>
     </w:p>
@@ -754,8 +732,8 @@
       <w:pPr>
         <w:spacing w:after="140"/>
         <w:rPr>
-          <w:sz w:val="10"/>
-          <w:szCs w:val="10"/>
+          <w:sz w:val="4"/>
+          <w:szCs w:val="4"/>
         </w:rPr>
       </w:pPr>
     </w:p>
@@ -1587,7 +1565,43 @@
                 <w:sz w:val="16"/>
                 <w:szCs w:val="16"/>
               </w:rPr>
-              <w:t>Causales de Terminación del Contrato: 1) Por decisión del tomador de la póliza, mediante notificación escrita a la Aseguradora. 2) Por decisión de la Aseguradora, mediante aviso de cancelación con 15 días de anticipación. 3) La cobertura cesará desde el momento en que el asegurador retire el fondo contratado con el Tomador. 4) Por incumplimiento del pago de las primas por un período mayor de 90 días.</w:t>
+              <w:t>Causales de Terminación del Contrato: 1) Por decisión del tomador de la póliza, mediante notificación escrita a la Aseguradora. 2) Por decisión de la Aseguradora, mediante aviso de cancelación con 15 días de anticipación. 3) La cobertura cesará desde el momento en que el asegurado retire el fondo contratado con el Tomador</w:t>
+            </w:r>
+            <w:r>
+              <w:rPr>
+                <w:b/>
+                <w:bCs/>
+                <w:sz w:val="16"/>
+                <w:szCs w:val="16"/>
+              </w:rPr>
+              <w:t>/Contratante</w:t>
+            </w:r>
+            <w:r>
+              <w:rPr>
+                <w:b/>
+                <w:bCs/>
+                <w:sz w:val="16"/>
+                <w:szCs w:val="16"/>
+              </w:rPr>
+              <w:t xml:space="preserve">. 4) Por incumplimiento de pago de las primas por un período mayor </w:t>
+            </w:r>
+            <w:r>
+              <w:rPr>
+                <w:b/>
+                <w:bCs/>
+                <w:sz w:val="16"/>
+                <w:szCs w:val="16"/>
+              </w:rPr>
+              <w:t>a</w:t>
+            </w:r>
+            <w:r>
+              <w:rPr>
+                <w:b/>
+                <w:bCs/>
+                <w:sz w:val="16"/>
+                <w:szCs w:val="16"/>
+              </w:rPr>
+              <w:t xml:space="preserve"> 90 días.</w:t>
             </w:r>
           </w:p>
         </w:tc>
@@ -1606,7 +1620,7 @@
       <w:pPr>
         <w:keepNext/>
         <w:spacing w:after="200"/>
-        <w:jc w:val="center"/>
+        <w:jc w:val="both"/>
       </w:pPr>
       <w:r>
         <w:t>Queda entendido y acordado que el Contratante, el Asegurado y Aseguradora Global, S.A. han convenido y aceptado las Condiciones Particulares, las Condiciones Generales (www.aseguradoraglobal.com.pa) y los Endosos que forman parte de esta póliza.</w:t>
@@ -1695,13 +1709,9 @@
             <w:vAlign w:val="center"/>
           </w:tcPr>
           <w:p>
-            <w:r>
-              <w:rPr>
-                <w:b/>
-                <w:bCs/>
-              </w:rPr>
-              <w:t xml:space="preserve">Fecha: </w:t>
-            </w:r>
+            <w:pPr>
+              <w:jc w:val="center"/>
+            </w:pPr>
             <w:r>
               <w:t>{</w:t>
             </w:r>
@@ -1721,39 +1731,21 @@
       <w:tr>
         <w:trPr>
           <w:cantSplit/>
-          <w:trHeight w:val="700"/>
+          <w:trHeight w:val="60"/>
         </w:trPr>
         <w:tc>
           <w:tcPr>
-            <w:tcW w:w="10224" w:type="dxa"/>
-            <w:gridSpan w:val="3"/>
-            <w:tcBorders>
-              <w:top w:val="nil"/>
-              <w:left w:val="nil"/>
-              <w:bottom w:val="nil"/>
+            <w:tcW w:w="4381" w:type="dxa"/>
+            <w:tcBorders>
+              <w:top w:val="nil"/>
+              <w:left w:val="nil"/>
+              <w:bottom w:val="single" w:sz="4" w:space="0" w:color="000000"/>
               <w:right w:val="nil"/>
             </w:tcBorders>
             <w:vAlign w:val="center"/>
           </w:tcPr>
           <w:p/>
-        </w:tc>
-      </w:tr>
-      <w:tr>
-        <w:trPr>
-          <w:cantSplit/>
-          <w:trHeight w:val="200"/>
-        </w:trPr>
-        <w:tc>
-          <w:tcPr>
-            <w:tcW w:w="4381" w:type="dxa"/>
-            <w:tcBorders>
-              <w:top w:val="nil"/>
-              <w:left w:val="nil"/>
-              <w:bottom w:val="single" w:sz="4" w:space="0" w:color="000000"/>
-              <w:right w:val="nil"/>
-            </w:tcBorders>
-            <w:vAlign w:val="center"/>
-          </w:tcPr>
+          <w:p/>
           <w:p/>
         </w:tc>
         <w:tc>
@@ -1983,11 +1975,15 @@
       </w:tr>
     </w:tbl>
     <w:p/>
+    <w:p/>
+    <w:p/>
+    <w:p/>
+    <w:p/>
     <w:sectPr>
-      <w:headerReference w:type="default" r:id="rId6"/>
-      <w:footerReference w:type="default" r:id="rId7"/>
+      <w:headerReference w:type="default" r:id="rId7"/>
+      <w:footerReference w:type="default" r:id="rId8"/>
       <w:pgSz w:w="12240" w:h="15840"/>
-      <w:pgMar w:top="1900" w:right="1008" w:bottom="1100" w:left="1008" w:header="360" w:footer="360" w:gutter="0"/>
+      <w:pgMar w:top="1520" w:right="1008" w:bottom="1100" w:left="1008" w:header="360" w:footer="360" w:gutter="0"/>
       <w:cols w:space="720"/>
     </w:sectPr>
   </w:body>
@@ -2015,6 +2011,28 @@
 
 <file path=word/footer1.xml><?xml version="1.0" encoding="utf-8"?>
 <w:ftr xmlns:wpc="http://schemas.microsoft.com/office/word/2010/wordprocessingCanvas" xmlns:cx="http://schemas.microsoft.com/office/drawing/2014/chartex" xmlns:cx1="http://schemas.microsoft.com/office/drawing/2015/9/8/chartex" xmlns:cx2="http://schemas.microsoft.com/office/drawing/2015/10/21/chartex" xmlns:cx3="http://schemas.microsoft.com/office/drawing/2016/5/9/chartex" xmlns:cx4="http://schemas.microsoft.com/office/drawing/2016/5/10/chartex" xmlns:cx5="http://schemas.microsoft.com/office/drawing/2016/5/11/chartex" xmlns:cx6="http://schemas.microsoft.com/office/drawing/2016/5/12/chartex" xmlns:cx7="http://schemas.microsoft.com/office/drawing/2016/5/13/chartex" xmlns:cx8="http://schemas.microsoft.com/office/drawing/2016/5/14/chartex" xmlns:mc="http://schemas.openxmlformats.org/markup-compatibility/2006" xmlns:aink="http://schemas.microsoft.com/office/drawing/2016/ink" xmlns:am3d="http://schemas.microsoft.com/office/drawing/2017/model3d" xmlns:o="urn:schemas-microsoft-com:office:office" xmlns:oel="http://schemas.microsoft.com/office/2019/extlst" xmlns:r="http://schemas.openxmlformats.org/officeDocument/2006/relationships" xmlns:m="http://schemas.openxmlformats.org/officeDocument/2006/math" xmlns:v="urn:schemas-microsoft-com:vml" xmlns:wp14="http://schemas.microsoft.com/office/word/2010/wordprocessingDrawing" xmlns:wp="http://schemas.openxmlformats.org/drawingml/2006/wordprocessingDrawing" xmlns:w10="urn:schemas-microsoft-com:office:word" xmlns:w="http://schemas.openxmlformats.org/wordprocessingml/2006/main" xmlns:w14="http://schemas.microsoft.com/office/word/2010/wordml" xmlns:w15="http://schemas.microsoft.com/office/word/2012/wordml" xmlns:w16cex="http://schemas.microsoft.com/office/word/2018/wordml/cex" xmlns:w16cid="http://schemas.microsoft.com/office/word/2016/wordml/cid" xmlns:w16="http://schemas.microsoft.com/office/word/2018/wordml" xmlns:w16sdtdh="http://schemas.microsoft.com/office/word/2020/wordml/sdtdatahash" xmlns:w16se="http://schemas.microsoft.com/office/word/2015/wordml/symex" xmlns:wpg="http://schemas.microsoft.com/office/word/2010/wordprocessingGroup" xmlns:wpi="http://schemas.microsoft.com/office/word/2010/wordprocessingInk" xmlns:wne="http://schemas.microsoft.com/office/word/2006/wordml" xmlns:wps="http://schemas.microsoft.com/office/word/2010/wordprocessingShape" mc:Ignorable="w14 w15 w16se w16cid w16 w16cex w16sdtdh wp14">
+  <w:p>
+    <w:pPr>
+      <w:jc w:val="center"/>
+      <w:rPr>
+        <w:b/>
+        <w:bCs/>
+        <w:sz w:val="16"/>
+        <w:szCs w:val="16"/>
+      </w:rPr>
+    </w:pPr>
+  </w:p>
+  <w:p>
+    <w:pPr>
+      <w:jc w:val="center"/>
+      <w:rPr>
+        <w:b/>
+        <w:bCs/>
+        <w:sz w:val="16"/>
+        <w:szCs w:val="16"/>
+      </w:rPr>
+    </w:pPr>
+  </w:p>
   <w:p>
     <w:pPr>
       <w:jc w:val="center"/>
@@ -2126,7 +2144,7 @@
 <w:hdr xmlns:wpc="http://schemas.microsoft.com/office/word/2010/wordprocessingCanvas" xmlns:cx="http://schemas.microsoft.com/office/drawing/2014/chartex" xmlns:cx1="http://schemas.microsoft.com/office/drawing/2015/9/8/chartex" xmlns:cx2="http://schemas.microsoft.com/office/drawing/2015/10/21/chartex" xmlns:cx3="http://schemas.microsoft.com/office/drawing/2016/5/9/chartex" xmlns:cx4="http://schemas.microsoft.com/office/drawing/2016/5/10/chartex" xmlns:cx5="http://schemas.microsoft.com/office/drawing/2016/5/11/chartex" xmlns:cx6="http://schemas.microsoft.com/office/drawing/2016/5/12/chartex" xmlns:cx7="http://schemas.microsoft.com/office/drawing/2016/5/13/chartex" xmlns:cx8="http://schemas.microsoft.com/office/drawing/2016/5/14/chartex" xmlns:mc="http://schemas.openxmlformats.org/markup-compatibility/2006" xmlns:aink="http://schemas.microsoft.com/office/drawing/2016/ink" xmlns:am3d="http://schemas.microsoft.com/office/drawing/2017/model3d" xmlns:o="urn:schemas-microsoft-com:office:office" xmlns:oel="http://schemas.microsoft.com/office/2019/extlst" xmlns:r="http://schemas.openxmlformats.org/officeDocument/2006/relationships" xmlns:m="http://schemas.openxmlformats.org/officeDocument/2006/math" xmlns:v="urn:schemas-microsoft-com:vml" xmlns:wp14="http://schemas.microsoft.com/office/word/2010/wordprocessingDrawing" xmlns:wp="http://schemas.openxmlformats.org/drawingml/2006/wordprocessingDrawing" xmlns:w10="urn:schemas-microsoft-com:office:word" xmlns:w="http://schemas.openxmlformats.org/wordprocessingml/2006/main" xmlns:w14="http://schemas.microsoft.com/office/word/2010/wordml" xmlns:w15="http://schemas.microsoft.com/office/word/2012/wordml" xmlns:w16cex="http://schemas.microsoft.com/office/word/2018/wordml/cex" xmlns:w16cid="http://schemas.microsoft.com/office/word/2016/wordml/cid" xmlns:w16="http://schemas.microsoft.com/office/word/2018/wordml" xmlns:w16sdtdh="http://schemas.microsoft.com/office/word/2020/wordml/sdtdatahash" xmlns:w16se="http://schemas.microsoft.com/office/word/2015/wordml/symex" xmlns:wpg="http://schemas.microsoft.com/office/word/2010/wordprocessingGroup" xmlns:wpi="http://schemas.microsoft.com/office/word/2010/wordprocessingInk" xmlns:wne="http://schemas.microsoft.com/office/word/2006/wordml" xmlns:wps="http://schemas.microsoft.com/office/word/2010/wordprocessingShape" mc:Ignorable="w14 w15 w16se w16cid w16 w16cex w16sdtdh wp14">
   <w:tbl>
     <w:tblPr>
-      <w:tblW w:w="10224" w:type="dxa"/>
+      <w:tblW w:w="11772" w:type="dxa"/>
       <w:tblLayout w:type="fixed"/>
       <w:tblCellMar>
         <w:left w:w="0" w:type="dxa"/>
@@ -2136,7 +2154,7 @@
     </w:tblPr>
     <w:tblGrid>
       <w:gridCol w:w="2700"/>
-      <w:gridCol w:w="4824"/>
+      <w:gridCol w:w="6372"/>
       <w:gridCol w:w="2700"/>
     </w:tblGrid>
     <w:tr>
@@ -2152,15 +2170,26 @@
           <w:vAlign w:val="center"/>
         </w:tcPr>
         <w:p>
+          <w:pPr>
+            <w:ind w:left="-142"/>
+          </w:pPr>
           <w:r>
             <w:rPr>
               <w:noProof/>
             </w:rPr>
             <w:drawing>
-              <wp:inline distT="0" distB="0" distL="0" distR="0" wp14:anchorId="5E2014A2" wp14:editId="0FC46C90">
-                <wp:extent cx="1756886" cy="591026"/>
+              <wp:anchor distT="0" distB="0" distL="114300" distR="114300" simplePos="0" relativeHeight="251658240" behindDoc="0" locked="0" layoutInCell="1" allowOverlap="1" wp14:anchorId="5E2014A2" wp14:editId="2AE8776C">
+                <wp:simplePos x="0" y="0"/>
+                <wp:positionH relativeFrom="column">
+                  <wp:posOffset>-466725</wp:posOffset>
+                </wp:positionH>
+                <wp:positionV relativeFrom="paragraph">
+                  <wp:posOffset>-699770</wp:posOffset>
+                </wp:positionV>
+                <wp:extent cx="1756410" cy="590550"/>
                 <wp:effectExtent l="0" t="0" r="0" b="0"/>
-                <wp:docPr id="1" name="logoGlobal"/>
+                <wp:wrapSquare wrapText="bothSides"/>
+                <wp:docPr id="535200157" name="logoGlobal"/>
                 <wp:cNvGraphicFramePr>
                   <a:graphicFrameLocks xmlns:a="http://schemas.openxmlformats.org/drawingml/2006/main" noChangeAspect="1"/>
                 </wp:cNvGraphicFramePr>
@@ -2172,7 +2201,13 @@
                         <pic:cNvPicPr/>
                       </pic:nvPicPr>
                       <pic:blipFill>
-                        <a:blip r:embed="rId1"/>
+                        <a:blip r:embed="rId1">
+                          <a:extLst>
+                            <a:ext uri="{28A0092B-C50C-407E-A947-70E740481C1C}">
+                              <a14:useLocalDpi xmlns:a14="http://schemas.microsoft.com/office/drawing/2010/main" val="0"/>
+                            </a:ext>
+                          </a:extLst>
+                        </a:blip>
                         <a:stretch>
                           <a:fillRect/>
                         </a:stretch>
@@ -2180,7 +2215,7 @@
                       <pic:spPr>
                         <a:xfrm>
                           <a:off x="0" y="0"/>
-                          <a:ext cx="1756886" cy="591026"/>
+                          <a:ext cx="1756410" cy="590550"/>
                         </a:xfrm>
                         <a:prstGeom prst="rect">
                           <a:avLst/>
@@ -2189,14 +2224,20 @@
                     </pic:pic>
                   </a:graphicData>
                 </a:graphic>
-              </wp:inline>
+                <wp14:sizeRelH relativeFrom="page">
+                  <wp14:pctWidth>0</wp14:pctWidth>
+                </wp14:sizeRelH>
+                <wp14:sizeRelV relativeFrom="page">
+                  <wp14:pctHeight>0</wp14:pctHeight>
+                </wp14:sizeRelV>
+              </wp:anchor>
             </w:drawing>
           </w:r>
         </w:p>
       </w:tc>
       <w:tc>
         <w:tcPr>
-          <w:tcW w:w="4824" w:type="dxa"/>
+          <w:tcW w:w="6372" w:type="dxa"/>
           <w:tcBorders>
             <w:top w:val="nil"/>
             <w:left w:val="nil"/>
@@ -2207,6 +2248,7 @@
         </w:tcPr>
         <w:p>
           <w:pPr>
+            <w:ind w:left="-2133" w:right="-834"/>
             <w:jc w:val="center"/>
           </w:pPr>
           <w:r>
@@ -2221,10 +2263,61 @@
         </w:p>
         <w:p>
           <w:pPr>
+            <w:ind w:left="-2133" w:right="-834"/>
             <w:jc w:val="center"/>
           </w:pPr>
           <w:r>
             <w:t>RUC 454805-1-432117 DV 82</w:t>
+          </w:r>
+        </w:p>
+        <w:p>
+          <w:pPr>
+            <w:ind w:left="-2133" w:right="-834"/>
+            <w:jc w:val="center"/>
+            <w:rPr>
+              <w:b/>
+              <w:bCs/>
+              <w:sz w:val="22"/>
+              <w:szCs w:val="22"/>
+            </w:rPr>
+          </w:pPr>
+          <w:r>
+            <w:rPr>
+              <w:b/>
+              <w:bCs/>
+              <w:sz w:val="22"/>
+              <w:szCs w:val="22"/>
+            </w:rPr>
+            <w:t>PÓLIZA DE VIDA A TÉRMINO DECRECIENTE</w:t>
+          </w:r>
+        </w:p>
+        <w:p>
+          <w:pPr>
+            <w:spacing w:before="60"/>
+            <w:ind w:left="-2133" w:right="-834"/>
+            <w:jc w:val="center"/>
+          </w:pPr>
+          <w:r>
+            <w:rPr>
+              <w:b/>
+              <w:bCs/>
+              <w:sz w:val="22"/>
+              <w:szCs w:val="22"/>
+            </w:rPr>
+            <w:t>(CODIGO-VDECR 2016)</w:t>
+          </w:r>
+        </w:p>
+        <w:p>
+          <w:pPr>
+            <w:ind w:left="-2133" w:right="-834"/>
+            <w:jc w:val="center"/>
+          </w:pPr>
+          <w:r>
+            <w:rPr>
+              <w:sz w:val="20"/>
+              <w:szCs w:val="20"/>
+            </w:rPr>
+            <w:t>Condiciones Particulares</w:t>
           </w:r>
         </w:p>
       </w:tc>
@@ -2239,7 +2332,11 @@
           </w:tcBorders>
           <w:vAlign w:val="center"/>
         </w:tcPr>
-        <w:p/>
+        <w:p>
+          <w:pPr>
+            <w:ind w:left="1117"/>
+          </w:pPr>
+        </w:p>
       </w:tc>
     </w:tr>
   </w:tbl>
@@ -2711,6 +2808,22 @@
     <w:uiPriority w:val="99"/>
     <w:rsid w:val="00F41055"/>
   </w:style>
+  <w:style w:type="table" w:styleId="Tablaconcuadrcula">
+    <w:name w:val="Table Grid"/>
+    <w:basedOn w:val="Tablanormal"/>
+    <w:uiPriority w:val="39"/>
+    <w:rsid w:val="00483095"/>
+    <w:tblPr>
+      <w:tblBorders>
+        <w:top w:val="single" w:sz="4" w:space="0" w:color="auto"/>
+        <w:left w:val="single" w:sz="4" w:space="0" w:color="auto"/>
+        <w:bottom w:val="single" w:sz="4" w:space="0" w:color="auto"/>
+        <w:right w:val="single" w:sz="4" w:space="0" w:color="auto"/>
+        <w:insideH w:val="single" w:sz="4" w:space="0" w:color="auto"/>
+        <w:insideV w:val="single" w:sz="4" w:space="0" w:color="auto"/>
+      </w:tblBorders>
+    </w:tblPr>
+  </w:style>
 </w:styles>
 </file>
 
@@ -3007,4 +3120,16 @@
     </a:ext>
   </a:extLst>
 </a:theme>
+</file>
+
+<file path=customXml/item1.xml><?xml version="1.0" encoding="utf-8"?>
+<b:Sources xmlns:b="http://schemas.openxmlformats.org/officeDocument/2006/bibliography" xmlns="http://schemas.openxmlformats.org/officeDocument/2006/bibliography" SelectedStyle="\APASixthEditionOfficeOnline.xsl" StyleName="APA" Version="6"/>
+</file>
+
+<file path=customXml/itemProps1.xml><?xml version="1.0" encoding="utf-8"?>
+<ds:datastoreItem xmlns:ds="http://schemas.openxmlformats.org/officeDocument/2006/customXml" ds:itemID="{6C713A86-6ACB-4505-9CEA-A414578690A5}">
+  <ds:schemaRefs>
+    <ds:schemaRef ds:uri="http://schemas.openxmlformats.org/officeDocument/2006/bibliography"/>
+  </ds:schemaRefs>
+</ds:datastoreItem>
 </file>
--- a/Reportes/Poliza GAP Individual.docx
+++ b/Reportes/Poliza GAP Individual.docx
@@ -255,10 +255,10 @@
         <w:tc>
           <w:tcPr>
             <w:tcW w:w="2129" w:type="dxa"/>
+            <w:vMerge w:val="restart"/>
             <w:tcBorders>
               <w:top w:val="single" w:sz="4" w:space="0" w:color="000000"/>
               <w:left w:val="single" w:sz="4" w:space="0" w:color="000000"/>
-              <w:bottom w:val="nil"/>
               <w:right w:val="single" w:sz="4" w:space="0" w:color="000000"/>
             </w:tcBorders>
             <w:shd w:val="clear" w:color="auto" w:fill="E7EAEC"/>
@@ -354,8 +354,8 @@
         <w:tc>
           <w:tcPr>
             <w:tcW w:w="2129" w:type="dxa"/>
-            <w:tcBorders>
-              <w:top w:val="nil"/>
+            <w:vMerge/>
+            <w:tcBorders>
               <w:left w:val="single" w:sz="4" w:space="0" w:color="000000"/>
               <w:bottom w:val="nil"/>
               <w:right w:val="single" w:sz="4" w:space="0" w:color="000000"/>
@@ -527,7 +527,28 @@
             <w:shd w:val="clear" w:color="auto" w:fill="E7EAEC"/>
             <w:vAlign w:val="center"/>
           </w:tcPr>
-          <w:p/>
+          <w:p>
+            <w:r>
+              <w:rPr>
+                <w:b/>
+                <w:bCs/>
+              </w:rPr>
+              <w:t xml:space="preserve">Hasta: </w:t>
+            </w:r>
+            <w:r>
+              <w:t>{</w:t>
+            </w:r>
+            <w:proofErr w:type="spellStart"/>
+            <w:proofErr w:type="gramStart"/>
+            <w:r>
+              <w:t>custom.Hasta</w:t>
+            </w:r>
+            <w:proofErr w:type="spellEnd"/>
+            <w:proofErr w:type="gramEnd"/>
+            <w:r>
+              <w:t>}</w:t>
+            </w:r>
+          </w:p>
         </w:tc>
       </w:tr>
       <w:tr>
@@ -621,20 +642,10 @@
                 <w:b/>
                 <w:bCs/>
               </w:rPr>
-              <w:t xml:space="preserve">Hasta: </w:t>
-            </w:r>
-            <w:r>
-              <w:t>{</w:t>
-            </w:r>
-            <w:proofErr w:type="spellStart"/>
-            <w:proofErr w:type="gramStart"/>
-            <w:r>
-              <w:t>custom.Hasta</w:t>
-            </w:r>
-            <w:proofErr w:type="spellEnd"/>
-            <w:proofErr w:type="gramEnd"/>
-            <w:r>
-              <w:t>}</w:t>
+              <w:t>Hora:</w:t>
+            </w:r>
+            <w:r>
+              <w:t xml:space="preserve"> 12:00 AM</w:t>
             </w:r>
           </w:p>
         </w:tc>
